--- a/8-资源管理/流程制度规范类文件/080106-服务数据管理制度.docx
+++ b/8-资源管理/流程制度规范类文件/080106-服务数据管理制度.docx
@@ -206,12 +206,6 @@
             <w:insideH w:val="none" w:color="auto" w:sz="0" w:space="0"/>
             <w:insideV w:val="none" w:color="auto" w:sz="0" w:space="0"/>
           </w:tblBorders>
-          <w:tblCellMar>
-            <w:top w:w="0" w:type="dxa"/>
-            <w:left w:w="108" w:type="dxa"/>
-            <w:bottom w:w="0" w:type="dxa"/>
-            <w:right w:w="108" w:type="dxa"/>
-          </w:tblCellMar>
         </w:tblPrEx>
         <w:trPr>
           <w:trHeight w:val="810" w:hRule="atLeast"/>
@@ -4652,8 +4646,8 @@
       </w:pPr>
       <w:bookmarkStart w:id="8" w:name="bookmark3"/>
       <w:bookmarkEnd w:id="8"/>
-      <w:bookmarkStart w:id="9" w:name="_Toc17424"/>
-      <w:bookmarkStart w:id="10" w:name="_Toc1594"/>
+      <w:bookmarkStart w:id="9" w:name="_Toc1594"/>
+      <w:bookmarkStart w:id="10" w:name="_Toc17424"/>
       <w:r>
         <w:rPr>
           <w:rFonts w:hint="eastAsia"/>
@@ -6459,9 +6453,9 @@
         <w:overflowPunct/>
         <w:bidi w:val="0"/>
       </w:pPr>
-      <w:bookmarkStart w:id="38" w:name="bookmark35"/>
+      <w:bookmarkStart w:id="38" w:name="bookmark24"/>
       <w:bookmarkEnd w:id="38"/>
-      <w:bookmarkStart w:id="39" w:name="bookmark24"/>
+      <w:bookmarkStart w:id="39" w:name="bookmark35"/>
       <w:bookmarkEnd w:id="39"/>
       <w:bookmarkStart w:id="40" w:name="_Toc1610"/>
       <w:r>
@@ -6705,9 +6699,9 @@
         <w:overflowPunct/>
         <w:bidi w:val="0"/>
       </w:pPr>
-      <w:bookmarkStart w:id="46" w:name="bookmark27"/>
+      <w:bookmarkStart w:id="46" w:name="bookmark28"/>
       <w:bookmarkEnd w:id="46"/>
-      <w:bookmarkStart w:id="47" w:name="bookmark28"/>
+      <w:bookmarkStart w:id="47" w:name="bookmark27"/>
       <w:bookmarkEnd w:id="47"/>
       <w:bookmarkStart w:id="48" w:name="_Toc18178"/>
       <w:r>
@@ -6797,7 +6791,7 @@
     <w:tbl>
       <w:tblPr>
         <w:tblStyle w:val="21"/>
-        <w:tblW w:w="0" w:type="auto"/>
+        <w:tblW w:w="8639" w:type="dxa"/>
         <w:tblInd w:w="0" w:type="dxa"/>
         <w:tblBorders>
           <w:top w:val="single" w:color="auto" w:sz="4" w:space="0"/>
@@ -6817,7 +6811,7 @@
       </w:tblPr>
       <w:tblGrid>
         <w:gridCol w:w="1964"/>
-        <w:gridCol w:w="2583"/>
+        <w:gridCol w:w="3739"/>
         <w:gridCol w:w="1353"/>
         <w:gridCol w:w="1583"/>
       </w:tblGrid>
@@ -6869,7 +6863,7 @@
         </w:tc>
         <w:tc>
           <w:tcPr>
-            <w:tcW w:w="2583" w:type="dxa"/>
+            <w:tcW w:w="3739" w:type="dxa"/>
           </w:tcPr>
           <w:p>
             <w:pPr>
@@ -7014,7 +7008,7 @@
         </w:tc>
         <w:tc>
           <w:tcPr>
-            <w:tcW w:w="2583" w:type="dxa"/>
+            <w:tcW w:w="3739" w:type="dxa"/>
           </w:tcPr>
           <w:p>
             <w:pPr>
@@ -7039,17 +7033,7 @@
                 <w:sz w:val="24"/>
                 <w:szCs w:val="24"/>
               </w:rPr>
-              <w:t>服务数据的准确数量/服务数据总数×100</w:t>
-            </w:r>
-            <w:bookmarkStart w:id="55" w:name="_GoBack"/>
-            <w:bookmarkEnd w:id="55"/>
-            <w:r>
-              <w:rPr>
-                <w:rFonts w:ascii="宋体" w:hAnsi="宋体" w:eastAsia="宋体" w:cs="宋体"/>
-                <w:sz w:val="24"/>
-                <w:szCs w:val="24"/>
-              </w:rPr>
-              <w:t>%</w:t>
+              <w:t>服务数据的准确数量/服务数据总数×100%</w:t>
             </w:r>
           </w:p>
         </w:tc>
@@ -7262,6 +7246,8 @@
         </w:rPr>
         <w:t>本制度自颁布之日起施行。</w:t>
       </w:r>
+      <w:bookmarkStart w:id="55" w:name="_GoBack"/>
+      <w:bookmarkEnd w:id="55"/>
     </w:p>
     <w:p>
       <w:pPr>
